--- a/demo/brightpath_finance/brightpath_finance_dd_questionnaire.docx
+++ b/demo/brightpath_finance/brightpath_finance_dd_questionnaire.docx
@@ -22,7 +22,7 @@
     </w:p>
     <w:p>
       <w:r>
-        <w:t>Prepared: 2026-10-06   ·   Reviewer: Impact Vision</w:t>
+        <w:t>Prepared: 2026-10-07   ·   Reviewer: Impact Vision</w:t>
       </w:r>
     </w:p>
     <w:p>
@@ -2427,6 +2427,19 @@
       </w:r>
       <w:r>
         <w:t xml:space="preserve">  (1 related question)</w:t>
+      </w:r>
+    </w:p>
+    <w:p>
+      <w:pPr>
+        <w:pStyle w:val="Heading1"/>
+      </w:pPr>
+      <w:r>
+        <w:t>AI &amp; automation disclosure</w:t>
+      </w:r>
+    </w:p>
+    <w:p>
+      <w:r>
+        <w:t>Questions and coverage were generated by keyword rules over the source document (no generative AI). Machine-generated document: produced automatically from the supplied inputs; it may contain automatically extracted or estimated figures. Review before relying on it.</w:t>
       </w:r>
     </w:p>
     <w:p>

--- a/demo/brightpath_finance/brightpath_finance_dd_questionnaire.docx
+++ b/demo/brightpath_finance/brightpath_finance_dd_questionnaire.docx
@@ -2466,13 +2466,39 @@
       </w:r>
     </w:p>
     <w:sectPr>
+      <w:footerReference w:type="default" r:id="rId9"/>
       <w:pgSz w:w="12240" w:h="15840"/>
-      <w:pgMar w:top="1440" w:right="1800" w:bottom="1440" w:left="1800" w:header="720" w:footer="720" w:gutter="0"/>
+      <w:pgMar w:top="1134" w:right="1247" w:bottom="1134" w:left="1247" w:header="720" w:footer="720" w:gutter="0"/>
       <w:cols w:space="720"/>
       <w:docGrid w:linePitch="360"/>
     </w:sectPr>
   </w:body>
 </w:document>
+</file>
+
+<file path=word/footer1.xml><?xml version="1.0" encoding="utf-8"?>
+<w:ftr xmlns:m="http://schemas.openxmlformats.org/officeDocument/2006/math" xmlns:mc="http://schemas.openxmlformats.org/markup-compatibility/2006" xmlns:mo="http://schemas.microsoft.com/office/mac/office/2008/main" xmlns:mv="urn:schemas-microsoft-com:mac:vml" xmlns:o="urn:schemas-microsoft-com:office:office" xmlns:r="http://schemas.openxmlformats.org/officeDocument/2006/relationships" xmlns:v="urn:schemas-microsoft-com:vml" xmlns:w10="urn:schemas-microsoft-com:office:word" xmlns:w14="http://schemas.microsoft.com/office/word/2010/wordml" xmlns:w="http://schemas.openxmlformats.org/wordprocessingml/2006/main" xmlns:wne="http://schemas.microsoft.com/office/word/2006/wordml" xmlns:wp14="http://schemas.microsoft.com/office/word/2010/wordprocessingDrawing" xmlns:wp="http://schemas.openxmlformats.org/drawingml/2006/wordprocessingDrawing" xmlns:wpc="http://schemas.microsoft.com/office/word/2010/wordprocessingCanvas" xmlns:wpg="http://schemas.microsoft.com/office/word/2010/wordprocessingGroup" xmlns:wpi="http://schemas.microsoft.com/office/word/2010/wordprocessingInk" xmlns:wps="http://schemas.microsoft.com/office/word/2010/wordprocessingShape" mc:Ignorable="w14 wp14">
+  <w:p>
+    <w:pPr>
+      <w:pStyle w:val="Footer"/>
+    </w:pPr>
+    <w:r>
+      <w:rPr>
+        <w:color w:val="6B6B6B"/>
+        <w:sz w:val="16"/>
+      </w:rPr>
+      <w:t xml:space="preserve">Impact Vision · DD questionnaire · BrightPath Finance · Page </w:t>
+    </w:r>
+    <w:r>
+      <w:rPr>
+        <w:sz w:val="16"/>
+      </w:rPr>
+      <w:fldChar w:fldCharType="begin"/>
+      <w:instrText xml:space="preserve">PAGE</w:instrText>
+      <w:fldChar w:fldCharType="end"/>
+    </w:r>
+  </w:p>
+</w:ftr>
 </file>
 
 <file path=word/numbering.xml><?xml version="1.0" encoding="utf-8"?>
@@ -2838,6 +2864,13 @@
     <w:name w:val="Normal"/>
     <w:qFormat/>
     <w:rsid w:val="00FC693F"/>
+    <w:pPr>
+      <w:spacing w:after="80"/>
+    </w:pPr>
+    <w:rPr>
+      <w:rFonts w:ascii="Calibri" w:hAnsi="Calibri"/>
+      <w:sz w:val="21"/>
+    </w:rPr>
   </w:style>
   <w:style w:type="paragraph" w:styleId="Header">
     <w:name w:val="header"/>
@@ -2898,10 +2931,10 @@
       <w:outlineLvl w:val="0"/>
     </w:pPr>
     <w:rPr>
-      <w:rFonts w:asciiTheme="majorHAnsi" w:eastAsiaTheme="majorEastAsia" w:hAnsiTheme="majorHAnsi" w:cstheme="majorBidi"/>
+      <w:rFonts w:asciiTheme="majorHAnsi" w:eastAsiaTheme="majorEastAsia" w:hAnsiTheme="majorHAnsi" w:cstheme="majorBidi" w:ascii="Calibri" w:hAnsi="Calibri"/>
       <w:b/>
       <w:bCs/>
-      <w:color w:val="365F91" w:themeColor="accent1" w:themeShade="BF"/>
+      <w:color w:val="1C5CAB"/>
       <w:sz w:val="28"/>
       <w:szCs w:val="28"/>
     </w:rPr>
@@ -2922,11 +2955,11 @@
       <w:outlineLvl w:val="1"/>
     </w:pPr>
     <w:rPr>
-      <w:rFonts w:asciiTheme="majorHAnsi" w:eastAsiaTheme="majorEastAsia" w:hAnsiTheme="majorHAnsi" w:cstheme="majorBidi"/>
+      <w:rFonts w:asciiTheme="majorHAnsi" w:eastAsiaTheme="majorEastAsia" w:hAnsiTheme="majorHAnsi" w:cstheme="majorBidi" w:ascii="Calibri" w:hAnsi="Calibri"/>
       <w:b/>
       <w:bCs/>
-      <w:color w:val="4F81BD" w:themeColor="accent1"/>
-      <w:sz w:val="26"/>
+      <w:color w:val="1C5CAB"/>
+      <w:sz w:val="24"/>
       <w:szCs w:val="26"/>
     </w:rPr>
   </w:style>
@@ -2946,10 +2979,11 @@
       <w:outlineLvl w:val="2"/>
     </w:pPr>
     <w:rPr>
-      <w:rFonts w:asciiTheme="majorHAnsi" w:eastAsiaTheme="majorEastAsia" w:hAnsiTheme="majorHAnsi" w:cstheme="majorBidi"/>
+      <w:rFonts w:asciiTheme="majorHAnsi" w:eastAsiaTheme="majorEastAsia" w:hAnsiTheme="majorHAnsi" w:cstheme="majorBidi" w:ascii="Calibri" w:hAnsi="Calibri"/>
       <w:b/>
       <w:bCs/>
-      <w:color w:val="4F81BD" w:themeColor="accent1"/>
+      <w:color w:val="1C5CAB"/>
+      <w:sz w:val="22"/>
     </w:rPr>
   </w:style>
   <w:style w:type="paragraph" w:styleId="Heading4">
@@ -3187,11 +3221,12 @@
       <w:contextualSpacing/>
     </w:pPr>
     <w:rPr>
-      <w:rFonts w:asciiTheme="majorHAnsi" w:eastAsiaTheme="majorEastAsia" w:hAnsiTheme="majorHAnsi" w:cstheme="majorBidi"/>
-      <w:color w:val="17365D" w:themeColor="text2" w:themeShade="BF"/>
+      <w:rFonts w:asciiTheme="majorHAnsi" w:eastAsiaTheme="majorEastAsia" w:hAnsiTheme="majorHAnsi" w:cstheme="majorBidi" w:ascii="Calibri" w:hAnsi="Calibri"/>
+      <w:b/>
+      <w:color w:val="111111"/>
       <w:spacing w:val="5"/>
       <w:kern w:val="28"/>
-      <w:sz w:val="52"/>
+      <w:sz w:val="44"/>
       <w:szCs w:val="52"/>
     </w:rPr>
   </w:style>

--- a/demo/brightpath_finance/brightpath_finance_dd_questionnaire.docx
+++ b/demo/brightpath_finance/brightpath_finance_dd_questionnaire.docx
@@ -22,7 +22,7 @@
     </w:p>
     <w:p>
       <w:r>
-        <w:t>Prepared: 2026-10-07   ·   Reviewer: Impact Vision</w:t>
+        <w:t>Prepared: 2026-10-08   ·   Reviewer: Impact Vision</w:t>
       </w:r>
     </w:p>
     <w:p>
@@ -35,7 +35,7 @@
     </w:p>
     <w:p>
       <w:r>
-        <w:t xml:space="preserve">Checklist coverage: 43.4% (33 of 76 addressed). </w:t>
+        <w:t xml:space="preserve">Checklist coverage: 43.1% (31 of 72 addressed). </w:t>
       </w:r>
       <w:r>
         <w:t xml:space="preserve">High-priority gaps to raise first: 17. </w:t>
@@ -122,7 +122,7 @@
         <w:t>Contribution / additionality</w:t>
       </w:r>
       <w:r>
-        <w:t xml:space="preserve"> — 0/4 addressed · 0% coverage · 1 high-priority gap</w:t>
+        <w:t xml:space="preserve"> — 0/3 addressed · 0% coverage · 1 high-priority gap</w:t>
       </w:r>
     </w:p>
     <w:p>
@@ -1074,7 +1074,7 @@
         <w:pStyle w:val="Heading2"/>
       </w:pPr>
       <w:r>
-        <w:t>Priority 2 — Ask in follow-up (26 questions)</w:t>
+        <w:t>Priority 2 — Ask in follow-up (24 questions)</w:t>
       </w:r>
     </w:p>
     <w:p>
@@ -1313,6 +1313,14 @@
       </w:r>
     </w:p>
     <w:p>
+      <w:pPr>
+        <w:pStyle w:val="Heading3"/>
+      </w:pPr>
+      <w:r>
+        <w:t>Impact risk</w:t>
+      </w:r>
+    </w:p>
+    <w:p>
       <w:r>
         <w:rPr>
           <w:b/>
@@ -1325,13 +1333,13 @@
           <w:color w:val="6B7280"/>
           <w:sz w:val="18"/>
         </w:rPr>
-        <w:t xml:space="preserve">[CO04] </w:t>
+        <w:t xml:space="preserve">[RI04] </w:t>
       </w:r>
       <w:r>
         <w:rPr>
           <w:b/>
         </w:rPr>
-        <w:t>Is the investor's capital itself additional — would the company have raised from non-impact sources?</w:t>
+        <w:t>Does the company have impact risk mitigation strategies in place?</w:t>
       </w:r>
     </w:p>
     <w:p>
@@ -1356,7 +1364,7 @@
         <w:pStyle w:val="Heading3"/>
       </w:pPr>
       <w:r>
-        <w:t>Impact risk</w:t>
+        <w:t>Negative impact / do-no-harm</w:t>
       </w:r>
     </w:p>
     <w:p>
@@ -1372,13 +1380,13 @@
           <w:color w:val="6B7280"/>
           <w:sz w:val="18"/>
         </w:rPr>
-        <w:t xml:space="preserve">[RI04] </w:t>
+        <w:t xml:space="preserve">[NI02] </w:t>
       </w:r>
       <w:r>
         <w:rPr>
           <w:b/>
         </w:rPr>
-        <w:t>Does the company have impact risk mitigation strategies in place?</w:t>
+        <w:t>Are there populations or ecosystems that could be harmed by the company's activities?</w:t>
       </w:r>
     </w:p>
     <w:p>
@@ -1403,7 +1411,7 @@
         <w:pStyle w:val="Heading3"/>
       </w:pPr>
       <w:r>
-        <w:t>Negative impact / do-no-harm</w:t>
+        <w:t>Measurement &amp; management systems</w:t>
       </w:r>
     </w:p>
     <w:p>
@@ -1419,13 +1427,13 @@
           <w:color w:val="6B7280"/>
           <w:sz w:val="18"/>
         </w:rPr>
-        <w:t xml:space="preserve">[NI02] </w:t>
+        <w:t xml:space="preserve">[MM04] </w:t>
       </w:r>
       <w:r>
         <w:rPr>
           <w:b/>
         </w:rPr>
-        <w:t>Are there populations or ecosystems that could be harmed by the company's activities?</w:t>
+        <w:t>Does the company have dedicated staff or resources for impact measurement?</w:t>
       </w:r>
     </w:p>
     <w:p>
@@ -1446,14 +1454,6 @@
       </w:r>
     </w:p>
     <w:p>
-      <w:pPr>
-        <w:pStyle w:val="Heading3"/>
-      </w:pPr>
-      <w:r>
-        <w:t>Measurement &amp; management systems</w:t>
-      </w:r>
-    </w:p>
-    <w:p>
       <w:r>
         <w:rPr>
           <w:b/>
@@ -1466,13 +1466,29 @@
           <w:color w:val="6B7280"/>
           <w:sz w:val="18"/>
         </w:rPr>
-        <w:t xml:space="preserve">[MM04] </w:t>
+        <w:t xml:space="preserve">[MM05] </w:t>
       </w:r>
       <w:r>
         <w:rPr>
           <w:b/>
         </w:rPr>
-        <w:t>Does the company have dedicated staff or resources for impact measurement?</w:t>
+        <w:t>Has the company engaged third-party evaluators or auditors for impact verification?</w:t>
+      </w:r>
+    </w:p>
+    <w:p>
+      <w:pPr>
+        <w:pStyle w:val="IntenseQuote"/>
+      </w:pPr>
+      <w:r>
+        <w:t>Attach / ask for:</w:t>
+      </w:r>
+    </w:p>
+    <w:p>
+      <w:pPr>
+        <w:pStyle w:val="ListBullet"/>
+      </w:pPr>
+      <w:r>
+        <w:t>Third-party audit / verification letter</w:t>
       </w:r>
     </w:p>
     <w:p>
@@ -1505,13 +1521,13 @@
           <w:color w:val="6B7280"/>
           <w:sz w:val="18"/>
         </w:rPr>
-        <w:t xml:space="preserve">[MM05] </w:t>
+        <w:t xml:space="preserve">[MM06] </w:t>
       </w:r>
       <w:r>
         <w:rPr>
           <w:b/>
         </w:rPr>
-        <w:t>Has the company engaged third-party evaluators or auditors for impact verification?</w:t>
+        <w:t>How does the company use impact data to improve its products, services, or operations?</w:t>
       </w:r>
     </w:p>
     <w:p>
@@ -1527,7 +1543,7 @@
         <w:pStyle w:val="ListBullet"/>
       </w:pPr>
       <w:r>
-        <w:t>Third-party audit / verification letter</w:t>
+        <w:t>Stakeholder survey instrument + anonymised results</w:t>
       </w:r>
     </w:p>
     <w:p>
@@ -1548,6 +1564,14 @@
       </w:r>
     </w:p>
     <w:p>
+      <w:pPr>
+        <w:pStyle w:val="Heading3"/>
+      </w:pPr>
+      <w:r>
+        <w:t>Stakeholder voice</w:t>
+      </w:r>
+    </w:p>
+    <w:p>
       <w:r>
         <w:rPr>
           <w:b/>
@@ -1560,29 +1584,13 @@
           <w:color w:val="6B7280"/>
           <w:sz w:val="18"/>
         </w:rPr>
-        <w:t xml:space="preserve">[MM06] </w:t>
+        <w:t xml:space="preserve">[SV02] </w:t>
       </w:r>
       <w:r>
         <w:rPr>
           <w:b/>
         </w:rPr>
-        <w:t>How does the company use impact data to improve its products, services, or operations?</w:t>
-      </w:r>
-    </w:p>
-    <w:p>
-      <w:pPr>
-        <w:pStyle w:val="IntenseQuote"/>
-      </w:pPr>
-      <w:r>
-        <w:t>Attach / ask for:</w:t>
-      </w:r>
-    </w:p>
-    <w:p>
-      <w:pPr>
-        <w:pStyle w:val="ListBullet"/>
-      </w:pPr>
-      <w:r>
-        <w:t>Stakeholder survey instrument + anonymised results</w:t>
+        <w:t>Have stakeholders been consulted in the design of the product/service or impact strategy?</w:t>
       </w:r>
     </w:p>
     <w:p>
@@ -1607,7 +1615,7 @@
         <w:pStyle w:val="Heading3"/>
       </w:pPr>
       <w:r>
-        <w:t>Stakeholder voice</w:t>
+        <w:t>Exit &amp; long-run sustainability</w:t>
       </w:r>
     </w:p>
     <w:p>
@@ -1623,13 +1631,29 @@
           <w:color w:val="6B7280"/>
           <w:sz w:val="18"/>
         </w:rPr>
-        <w:t xml:space="preserve">[SV02] </w:t>
+        <w:t xml:space="preserve">[EX01] </w:t>
       </w:r>
       <w:r>
         <w:rPr>
           <w:b/>
         </w:rPr>
-        <w:t>Have stakeholders been consulted in the design of the product/service or impact strategy?</w:t>
+        <w:t>Will the impact be sustained if the investor exits? What is the impact exit strategy?</w:t>
+      </w:r>
+    </w:p>
+    <w:p>
+      <w:pPr>
+        <w:pStyle w:val="IntenseQuote"/>
+      </w:pPr>
+      <w:r>
+        <w:t>Attach / ask for:</w:t>
+      </w:r>
+    </w:p>
+    <w:p>
+      <w:pPr>
+        <w:pStyle w:val="ListBullet"/>
+      </w:pPr>
+      <w:r>
+        <w:t>Exit / sustainability plan memo</w:t>
       </w:r>
     </w:p>
     <w:p>
@@ -1650,14 +1674,6 @@
       </w:r>
     </w:p>
     <w:p>
-      <w:pPr>
-        <w:pStyle w:val="Heading3"/>
-      </w:pPr>
-      <w:r>
-        <w:t>Exit &amp; long-run sustainability</w:t>
-      </w:r>
-    </w:p>
-    <w:p>
       <w:r>
         <w:rPr>
           <w:b/>
@@ -1670,29 +1686,13 @@
           <w:color w:val="6B7280"/>
           <w:sz w:val="18"/>
         </w:rPr>
-        <w:t xml:space="preserve">[EX01] </w:t>
+        <w:t xml:space="preserve">[EX02] </w:t>
       </w:r>
       <w:r>
         <w:rPr>
           <w:b/>
         </w:rPr>
-        <w:t>Will the impact be sustained if the investor exits? What is the impact exit strategy?</w:t>
-      </w:r>
-    </w:p>
-    <w:p>
-      <w:pPr>
-        <w:pStyle w:val="IntenseQuote"/>
-      </w:pPr>
-      <w:r>
-        <w:t>Attach / ask for:</w:t>
-      </w:r>
-    </w:p>
-    <w:p>
-      <w:pPr>
-        <w:pStyle w:val="ListBullet"/>
-      </w:pPr>
-      <w:r>
-        <w:t>Exit / sustainability plan memo</w:t>
+        <w:t>Could a future acquirer or investor change the mission or reduce impact?</w:t>
       </w:r>
     </w:p>
     <w:p>
@@ -1725,13 +1725,13 @@
           <w:color w:val="6B7280"/>
           <w:sz w:val="18"/>
         </w:rPr>
-        <w:t xml:space="preserve">[EX02] </w:t>
+        <w:t xml:space="preserve">[EX03] </w:t>
       </w:r>
       <w:r>
         <w:rPr>
           <w:b/>
         </w:rPr>
-        <w:t>Could a future acquirer or investor change the mission or reduce impact?</w:t>
+        <w:t>Are there legal structures (e.g., B Corp, mission lock) protecting the impact mission?</w:t>
       </w:r>
     </w:p>
     <w:p>
@@ -1752,6 +1752,14 @@
       </w:r>
     </w:p>
     <w:p>
+      <w:pPr>
+        <w:pStyle w:val="Heading3"/>
+      </w:pPr>
+      <w:r>
+        <w:t>Financial sustainability</w:t>
+      </w:r>
+    </w:p>
+    <w:p>
       <w:r>
         <w:rPr>
           <w:b/>
@@ -1764,13 +1772,29 @@
           <w:color w:val="6B7280"/>
           <w:sz w:val="18"/>
         </w:rPr>
-        <w:t xml:space="preserve">[EX03] </w:t>
+        <w:t xml:space="preserve">[FS03] </w:t>
       </w:r>
       <w:r>
         <w:rPr>
           <w:b/>
         </w:rPr>
-        <w:t>Are there legal structures (e.g., B Corp, mission lock) protecting the impact mission?</w:t>
+        <w:t>What are the economic assumptions underlying the financial projections?</w:t>
+      </w:r>
+    </w:p>
+    <w:p>
+      <w:pPr>
+        <w:pStyle w:val="IntenseQuote"/>
+      </w:pPr>
+      <w:r>
+        <w:t>Attach / ask for:</w:t>
+      </w:r>
+    </w:p>
+    <w:p>
+      <w:pPr>
+        <w:pStyle w:val="ListBullet"/>
+      </w:pPr>
+      <w:r>
+        <w:t>Audited or management financial statements</w:t>
       </w:r>
     </w:p>
     <w:p>
@@ -1791,14 +1815,6 @@
       </w:r>
     </w:p>
     <w:p>
-      <w:pPr>
-        <w:pStyle w:val="Heading3"/>
-      </w:pPr>
-      <w:r>
-        <w:t>Financial sustainability</w:t>
-      </w:r>
-    </w:p>
-    <w:p>
       <w:r>
         <w:rPr>
           <w:b/>
@@ -1811,29 +1827,13 @@
           <w:color w:val="6B7280"/>
           <w:sz w:val="18"/>
         </w:rPr>
-        <w:t xml:space="preserve">[FS03] </w:t>
+        <w:t xml:space="preserve">[FS04] </w:t>
       </w:r>
       <w:r>
         <w:rPr>
           <w:b/>
         </w:rPr>
-        <w:t>What are the economic assumptions underlying the financial projections?</w:t>
-      </w:r>
-    </w:p>
-    <w:p>
-      <w:pPr>
-        <w:pStyle w:val="IntenseQuote"/>
-      </w:pPr>
-      <w:r>
-        <w:t>Attach / ask for:</w:t>
-      </w:r>
-    </w:p>
-    <w:p>
-      <w:pPr>
-        <w:pStyle w:val="ListBullet"/>
-      </w:pPr>
-      <w:r>
-        <w:t>Audited or management financial statements</w:t>
+        <w:t>Does the company depend on grants, subsidies, or concessionary capital? What happens if they end?</w:t>
       </w:r>
     </w:p>
     <w:p>
@@ -1854,6 +1854,14 @@
       </w:r>
     </w:p>
     <w:p>
+      <w:pPr>
+        <w:pStyle w:val="Heading3"/>
+      </w:pPr>
+      <w:r>
+        <w:t>Team &amp; capability</w:t>
+      </w:r>
+    </w:p>
+    <w:p>
       <w:r>
         <w:rPr>
           <w:b/>
@@ -1866,13 +1874,13 @@
           <w:color w:val="6B7280"/>
           <w:sz w:val="18"/>
         </w:rPr>
-        <w:t xml:space="preserve">[FS04] </w:t>
+        <w:t xml:space="preserve">[TC03] </w:t>
       </w:r>
       <w:r>
         <w:rPr>
           <w:b/>
         </w:rPr>
-        <w:t>Does the company depend on grants, subsidies, or concessionary capital? What happens if they end?</w:t>
+        <w:t>Is there a key person risk? What happens if the founder/CEO departs?</w:t>
       </w:r>
     </w:p>
     <w:p>
@@ -1893,14 +1901,6 @@
       </w:r>
     </w:p>
     <w:p>
-      <w:pPr>
-        <w:pStyle w:val="Heading3"/>
-      </w:pPr>
-      <w:r>
-        <w:t>Team &amp; capability</w:t>
-      </w:r>
-    </w:p>
-    <w:p>
       <w:r>
         <w:rPr>
           <w:b/>
@@ -1913,13 +1913,13 @@
           <w:color w:val="6B7280"/>
           <w:sz w:val="18"/>
         </w:rPr>
-        <w:t xml:space="preserve">[TC03] </w:t>
+        <w:t xml:space="preserve">[TC04] </w:t>
       </w:r>
       <w:r>
         <w:rPr>
           <w:b/>
         </w:rPr>
-        <w:t>Is there a key person risk? What happens if the founder/CEO departs?</w:t>
+        <w:t>Does the team have capacity to measure and manage impact alongside business operations?</w:t>
       </w:r>
     </w:p>
     <w:p>
@@ -1940,6 +1940,14 @@
       </w:r>
     </w:p>
     <w:p>
+      <w:pPr>
+        <w:pStyle w:val="Heading3"/>
+      </w:pPr>
+      <w:r>
+        <w:t>Market context</w:t>
+      </w:r>
+    </w:p>
+    <w:p>
       <w:r>
         <w:rPr>
           <w:b/>
@@ -1952,13 +1960,13 @@
           <w:color w:val="6B7280"/>
           <w:sz w:val="18"/>
         </w:rPr>
-        <w:t xml:space="preserve">[TC04] </w:t>
+        <w:t xml:space="preserve">[MC03] </w:t>
       </w:r>
       <w:r>
         <w:rPr>
           <w:b/>
         </w:rPr>
-        <w:t>Does the team have capacity to measure and manage impact alongside business operations?</w:t>
+        <w:t>Are there systemic barriers (infrastructure, literacy, connectivity) that could limit impact?</w:t>
       </w:r>
     </w:p>
     <w:p>
@@ -1979,14 +1987,6 @@
       </w:r>
     </w:p>
     <w:p>
-      <w:pPr>
-        <w:pStyle w:val="Heading3"/>
-      </w:pPr>
-      <w:r>
-        <w:t>Market context</w:t>
-      </w:r>
-    </w:p>
-    <w:p>
       <w:r>
         <w:rPr>
           <w:b/>
@@ -1999,13 +1999,29 @@
           <w:color w:val="6B7280"/>
           <w:sz w:val="18"/>
         </w:rPr>
-        <w:t xml:space="preserve">[MC03] </w:t>
+        <w:t xml:space="preserve">[MC04] </w:t>
       </w:r>
       <w:r>
         <w:rPr>
           <w:b/>
         </w:rPr>
-        <w:t>Are there systemic barriers (infrastructure, literacy, connectivity) that could limit impact?</w:t>
+        <w:t>What is the competitive landscape? Who else serves this population and how?</w:t>
+      </w:r>
+    </w:p>
+    <w:p>
+      <w:pPr>
+        <w:pStyle w:val="IntenseQuote"/>
+      </w:pPr>
+      <w:r>
+        <w:t>Attach / ask for:</w:t>
+      </w:r>
+    </w:p>
+    <w:p>
+      <w:pPr>
+        <w:pStyle w:val="ListBullet"/>
+      </w:pPr>
+      <w:r>
+        <w:t>Peer / sector benchmark analysis</w:t>
       </w:r>
     </w:p>
     <w:p>
@@ -2026,6 +2042,14 @@
       </w:r>
     </w:p>
     <w:p>
+      <w:pPr>
+        <w:pStyle w:val="Heading3"/>
+      </w:pPr>
+      <w:r>
+        <w:t>Product / service design</w:t>
+      </w:r>
+    </w:p>
+    <w:p>
       <w:r>
         <w:rPr>
           <w:b/>
@@ -2038,29 +2062,13 @@
           <w:color w:val="6B7280"/>
           <w:sz w:val="18"/>
         </w:rPr>
-        <w:t xml:space="preserve">[MC04] </w:t>
+        <w:t xml:space="preserve">[PD04] </w:t>
       </w:r>
       <w:r>
         <w:rPr>
           <w:b/>
         </w:rPr>
-        <w:t>What is the competitive landscape? Who else serves this population and how?</w:t>
-      </w:r>
-    </w:p>
-    <w:p>
-      <w:pPr>
-        <w:pStyle w:val="IntenseQuote"/>
-      </w:pPr>
-      <w:r>
-        <w:t>Attach / ask for:</w:t>
-      </w:r>
-    </w:p>
-    <w:p>
-      <w:pPr>
-        <w:pStyle w:val="ListBullet"/>
-      </w:pPr>
-      <w:r>
-        <w:t>Peer / sector benchmark analysis</w:t>
+        <w:t>Is the product/service culturally appropriate for the target population?</w:t>
       </w:r>
     </w:p>
     <w:p>
@@ -2085,7 +2093,7 @@
         <w:pStyle w:val="Heading3"/>
       </w:pPr>
       <w:r>
-        <w:t>Product / service design</w:t>
+        <w:t>Supply chain</w:t>
       </w:r>
     </w:p>
     <w:p>
@@ -2101,13 +2109,13 @@
           <w:color w:val="6B7280"/>
           <w:sz w:val="18"/>
         </w:rPr>
-        <w:t xml:space="preserve">[PD04] </w:t>
+        <w:t xml:space="preserve">[SC01] </w:t>
       </w:r>
       <w:r>
         <w:rPr>
           <w:b/>
         </w:rPr>
-        <w:t>Is the product/service culturally appropriate for the target population?</w:t>
+        <w:t>Does the company have visibility into its supply chain ESG practices?</w:t>
       </w:r>
     </w:p>
     <w:p>
@@ -2132,7 +2140,7 @@
         <w:pStyle w:val="Heading3"/>
       </w:pPr>
       <w:r>
-        <w:t>Supply chain</w:t>
+        <w:t>Investor alignment</w:t>
       </w:r>
     </w:p>
     <w:p>
@@ -2148,13 +2156,13 @@
           <w:color w:val="6B7280"/>
           <w:sz w:val="18"/>
         </w:rPr>
-        <w:t xml:space="preserve">[SC01] </w:t>
+        <w:t xml:space="preserve">[IA01] </w:t>
       </w:r>
       <w:r>
         <w:rPr>
           <w:b/>
         </w:rPr>
-        <w:t>Does the company have visibility into its supply chain ESG practices?</w:t>
+        <w:t>Does the company accept impact-linked covenants, reporting requirements, or side letters?</w:t>
       </w:r>
     </w:p>
     <w:p>
@@ -2179,7 +2187,7 @@
         <w:pStyle w:val="Heading3"/>
       </w:pPr>
       <w:r>
-        <w:t>Investor alignment</w:t>
+        <w:t>Sector — Fintech</w:t>
       </w:r>
     </w:p>
     <w:p>
@@ -2195,13 +2203,13 @@
           <w:color w:val="6B7280"/>
           <w:sz w:val="18"/>
         </w:rPr>
-        <w:t xml:space="preserve">[IA01] </w:t>
+        <w:t xml:space="preserve">[SF05] </w:t>
       </w:r>
       <w:r>
         <w:rPr>
           <w:b/>
         </w:rPr>
-        <w:t>Does the company accept impact-linked covenants, reporting requirements, or side letters?</w:t>
+        <w:t>How does the company handle collections and loan defaults to avoid harm?</w:t>
       </w:r>
     </w:p>
     <w:p>
@@ -2222,33 +2230,11 @@
       </w:r>
     </w:p>
     <w:p>
-      <w:r>
-        <w:rPr>
-          <w:b/>
-          <w:color w:val="0D47A1"/>
-        </w:rPr>
-        <w:t xml:space="preserve">42. </w:t>
-      </w:r>
-      <w:r>
-        <w:rPr>
-          <w:color w:val="6B7280"/>
-          <w:sz w:val="18"/>
-        </w:rPr>
-        <w:t xml:space="preserve">[IA02] </w:t>
-      </w:r>
-      <w:r>
-        <w:rPr>
-          <w:b/>
-        </w:rPr>
-        <w:t>What non-financial support (beyond capital) can the investor provide to enhance impact?</w:t>
-      </w:r>
-    </w:p>
-    <w:p>
       <w:pPr>
-        <w:pStyle w:val="IntenseQuote"/>
+        <w:pStyle w:val="Heading1"/>
       </w:pPr>
       <w:r>
-        <w:t>Attach / ask for:</w:t>
+        <w:t>Evidence &amp; document gaps (consolidated)</w:t>
       </w:r>
     </w:p>
     <w:p>
@@ -2256,93 +2242,13 @@
         <w:pStyle w:val="ListBullet"/>
       </w:pPr>
       <w:r>
-        <w:t>Audited or management financial statements</w:t>
-      </w:r>
-    </w:p>
-    <w:p>
-      <w:r>
-        <w:rPr>
-          <w:b/>
-        </w:rPr>
-        <w:t>Founder response:</w:t>
-      </w:r>
-    </w:p>
-    <w:p>
-      <w:pPr>
-        <w:spacing w:after="240"/>
-        <w:ind w:left="360"/>
-      </w:pPr>
-      <w:r>
-        <w:t xml:space="preserve"> </w:t>
-      </w:r>
-    </w:p>
-    <w:p>
-      <w:pPr>
-        <w:pStyle w:val="Heading3"/>
-      </w:pPr>
-      <w:r>
-        <w:t>Sector — Fintech</w:t>
-      </w:r>
-    </w:p>
-    <w:p>
-      <w:r>
-        <w:rPr>
-          <w:b/>
-          <w:color w:val="0D47A1"/>
-        </w:rPr>
-        <w:t xml:space="preserve">43. </w:t>
-      </w:r>
-      <w:r>
-        <w:rPr>
-          <w:color w:val="6B7280"/>
-          <w:sz w:val="18"/>
-        </w:rPr>
-        <w:t xml:space="preserve">[SF05] </w:t>
-      </w:r>
-      <w:r>
-        <w:rPr>
-          <w:b/>
-        </w:rPr>
-        <w:t>How does the company handle collections and loan defaults to avoid harm?</w:t>
-      </w:r>
-    </w:p>
-    <w:p>
-      <w:r>
-        <w:rPr>
-          <w:b/>
-        </w:rPr>
-        <w:t>Founder response:</w:t>
-      </w:r>
-    </w:p>
-    <w:p>
-      <w:pPr>
-        <w:spacing w:after="240"/>
-        <w:ind w:left="360"/>
-      </w:pPr>
-      <w:r>
-        <w:t xml:space="preserve"> </w:t>
-      </w:r>
-    </w:p>
-    <w:p>
-      <w:pPr>
-        <w:pStyle w:val="Heading1"/>
-      </w:pPr>
-      <w:r>
-        <w:t>Evidence &amp; document gaps (consolidated)</w:t>
-      </w:r>
-    </w:p>
-    <w:p>
-      <w:pPr>
-        <w:pStyle w:val="ListBullet"/>
-      </w:pPr>
-      <w:r>
         <w:rPr>
           <w:b/>
         </w:rPr>
         <w:t>☐ Audited or management financial statements</w:t>
       </w:r>
       <w:r>
-        <w:t xml:space="preserve">  (5 related questions)</w:t>
+        <w:t xml:space="preserve">  (4 related questions)</w:t>
       </w:r>
     </w:p>
     <w:p>

--- a/demo/brightpath_finance/brightpath_finance_dd_questionnaire.docx
+++ b/demo/brightpath_finance/brightpath_finance_dd_questionnaire.docx
@@ -22,7 +22,7 @@
     </w:p>
     <w:p>
       <w:r>
-        <w:t>Prepared: 2026-10-08   ·   Reviewer: Impact Vision</w:t>
+        <w:t>Prepared: 2026-10-09   ·   Reviewer: Impact Vision</w:t>
       </w:r>
     </w:p>
     <w:p>
